--- a/PhieuC.docx
+++ b/PhieuC.docx
@@ -2043,25 +2043,7 @@
                 <w:color w:val="FF0000"/>
                 <w:sz w:val="14"/>
               </w:rPr>
-              <w:t>{C</w:t>
-            </w:r>
-            <w:r>
-              <w:rPr>
-                <w:rFonts w:ascii="Arial" w:hAnsi="Arial" w:cs="Arial"/>
-                <w:noProof/>
-                <w:color w:val="FF0000"/>
-                <w:sz w:val="14"/>
-              </w:rPr>
-              <w:t>4</w:t>
-            </w:r>
-            <w:r>
-              <w:rPr>
-                <w:rFonts w:ascii="Arial" w:hAnsi="Arial" w:cs="Arial"/>
-                <w:noProof/>
-                <w:color w:val="FF0000"/>
-                <w:sz w:val="14"/>
-              </w:rPr>
-              <w:t>}</w:t>
+              <w:t>{C4}</w:t>
             </w:r>
           </w:p>
         </w:tc>
@@ -2090,25 +2072,7 @@
                 <w:color w:val="FF0000"/>
                 <w:sz w:val="14"/>
               </w:rPr>
-              <w:t>{C</w:t>
-            </w:r>
-            <w:r>
-              <w:rPr>
-                <w:rFonts w:ascii="Arial" w:hAnsi="Arial" w:cs="Arial"/>
-                <w:noProof/>
-                <w:color w:val="FF0000"/>
-                <w:sz w:val="14"/>
-              </w:rPr>
-              <w:t>5</w:t>
-            </w:r>
-            <w:r>
-              <w:rPr>
-                <w:rFonts w:ascii="Arial" w:hAnsi="Arial" w:cs="Arial"/>
-                <w:noProof/>
-                <w:color w:val="FF0000"/>
-                <w:sz w:val="14"/>
-              </w:rPr>
-              <w:t>}</w:t>
+              <w:t>{C5}</w:t>
             </w:r>
           </w:p>
         </w:tc>
@@ -2137,25 +2101,7 @@
                 <w:color w:val="FF0000"/>
                 <w:sz w:val="14"/>
               </w:rPr>
-              <w:t>{C</w:t>
-            </w:r>
-            <w:r>
-              <w:rPr>
-                <w:rFonts w:ascii="Arial" w:hAnsi="Arial" w:cs="Arial"/>
-                <w:noProof/>
-                <w:color w:val="FF0000"/>
-                <w:sz w:val="14"/>
-              </w:rPr>
-              <w:t>6</w:t>
-            </w:r>
-            <w:r>
-              <w:rPr>
-                <w:rFonts w:ascii="Arial" w:hAnsi="Arial" w:cs="Arial"/>
-                <w:noProof/>
-                <w:color w:val="FF0000"/>
-                <w:sz w:val="14"/>
-              </w:rPr>
-              <w:t>}</w:t>
+              <w:t>{C6}</w:t>
             </w:r>
           </w:p>
         </w:tc>
@@ -2184,25 +2130,7 @@
                 <w:color w:val="FF0000"/>
                 <w:sz w:val="14"/>
               </w:rPr>
-              <w:t>{C</w:t>
-            </w:r>
-            <w:r>
-              <w:rPr>
-                <w:rFonts w:ascii="Arial" w:hAnsi="Arial" w:cs="Arial"/>
-                <w:noProof/>
-                <w:color w:val="FF0000"/>
-                <w:sz w:val="14"/>
-              </w:rPr>
-              <w:t>7</w:t>
-            </w:r>
-            <w:r>
-              <w:rPr>
-                <w:rFonts w:ascii="Arial" w:hAnsi="Arial" w:cs="Arial"/>
-                <w:noProof/>
-                <w:color w:val="FF0000"/>
-                <w:sz w:val="14"/>
-              </w:rPr>
-              <w:t>}</w:t>
+              <w:t>{C7}</w:t>
             </w:r>
           </w:p>
         </w:tc>
@@ -2231,25 +2159,7 @@
                 <w:color w:val="FF0000"/>
                 <w:sz w:val="14"/>
               </w:rPr>
-              <w:t>{C</w:t>
-            </w:r>
-            <w:r>
-              <w:rPr>
-                <w:rFonts w:ascii="Arial" w:hAnsi="Arial" w:cs="Arial"/>
-                <w:noProof/>
-                <w:color w:val="FF0000"/>
-                <w:sz w:val="14"/>
-              </w:rPr>
-              <w:t>8</w:t>
-            </w:r>
-            <w:r>
-              <w:rPr>
-                <w:rFonts w:ascii="Arial" w:hAnsi="Arial" w:cs="Arial"/>
-                <w:noProof/>
-                <w:color w:val="FF0000"/>
-                <w:sz w:val="14"/>
-              </w:rPr>
-              <w:t>}</w:t>
+              <w:t>{C8}</w:t>
             </w:r>
           </w:p>
         </w:tc>
@@ -2278,25 +2188,7 @@
                 <w:color w:val="FF0000"/>
                 <w:sz w:val="14"/>
               </w:rPr>
-              <w:t>{C</w:t>
-            </w:r>
-            <w:r>
-              <w:rPr>
-                <w:rFonts w:ascii="Arial" w:hAnsi="Arial" w:cs="Arial"/>
-                <w:noProof/>
-                <w:color w:val="FF0000"/>
-                <w:sz w:val="14"/>
-              </w:rPr>
-              <w:t>9</w:t>
-            </w:r>
-            <w:r>
-              <w:rPr>
-                <w:rFonts w:ascii="Arial" w:hAnsi="Arial" w:cs="Arial"/>
-                <w:noProof/>
-                <w:color w:val="FF0000"/>
-                <w:sz w:val="14"/>
-              </w:rPr>
-              <w:t>}</w:t>
+              <w:t>{C9}</w:t>
             </w:r>
           </w:p>
         </w:tc>
@@ -2325,25 +2217,7 @@
                 <w:color w:val="FF0000"/>
                 <w:sz w:val="14"/>
               </w:rPr>
-              <w:t>{C</w:t>
-            </w:r>
-            <w:r>
-              <w:rPr>
-                <w:rFonts w:ascii="Arial" w:hAnsi="Arial" w:cs="Arial"/>
-                <w:noProof/>
-                <w:color w:val="FF0000"/>
-                <w:sz w:val="14"/>
-              </w:rPr>
-              <w:t>10</w:t>
-            </w:r>
-            <w:r>
-              <w:rPr>
-                <w:rFonts w:ascii="Arial" w:hAnsi="Arial" w:cs="Arial"/>
-                <w:noProof/>
-                <w:color w:val="FF0000"/>
-                <w:sz w:val="14"/>
-              </w:rPr>
-              <w:t>}</w:t>
+              <w:t>{C10}</w:t>
             </w:r>
           </w:p>
         </w:tc>
@@ -2372,25 +2246,7 @@
                 <w:color w:val="FF0000"/>
                 <w:sz w:val="14"/>
               </w:rPr>
-              <w:t>{C</w:t>
-            </w:r>
-            <w:r>
-              <w:rPr>
-                <w:rFonts w:ascii="Arial" w:hAnsi="Arial" w:cs="Arial"/>
-                <w:noProof/>
-                <w:color w:val="FF0000"/>
-                <w:sz w:val="14"/>
-              </w:rPr>
-              <w:t>11</w:t>
-            </w:r>
-            <w:r>
-              <w:rPr>
-                <w:rFonts w:ascii="Arial" w:hAnsi="Arial" w:cs="Arial"/>
-                <w:noProof/>
-                <w:color w:val="FF0000"/>
-                <w:sz w:val="14"/>
-              </w:rPr>
-              <w:t>}</w:t>
+              <w:t>{C11}</w:t>
             </w:r>
           </w:p>
         </w:tc>
@@ -2419,25 +2275,7 @@
                 <w:color w:val="FF0000"/>
                 <w:sz w:val="14"/>
               </w:rPr>
-              <w:t>{C</w:t>
-            </w:r>
-            <w:r>
-              <w:rPr>
-                <w:rFonts w:ascii="Arial" w:hAnsi="Arial" w:cs="Arial"/>
-                <w:noProof/>
-                <w:color w:val="FF0000"/>
-                <w:sz w:val="14"/>
-              </w:rPr>
-              <w:t>12</w:t>
-            </w:r>
-            <w:r>
-              <w:rPr>
-                <w:rFonts w:ascii="Arial" w:hAnsi="Arial" w:cs="Arial"/>
-                <w:noProof/>
-                <w:color w:val="FF0000"/>
-                <w:sz w:val="14"/>
-              </w:rPr>
-              <w:t>}</w:t>
+              <w:t>{C12}</w:t>
             </w:r>
           </w:p>
         </w:tc>
@@ -2466,25 +2304,7 @@
                 <w:color w:val="FF0000"/>
                 <w:sz w:val="14"/>
               </w:rPr>
-              <w:t>{C</w:t>
-            </w:r>
-            <w:r>
-              <w:rPr>
-                <w:rFonts w:ascii="Arial" w:hAnsi="Arial" w:cs="Arial"/>
-                <w:noProof/>
-                <w:color w:val="FF0000"/>
-                <w:sz w:val="14"/>
-              </w:rPr>
-              <w:t>13</w:t>
-            </w:r>
-            <w:r>
-              <w:rPr>
-                <w:rFonts w:ascii="Arial" w:hAnsi="Arial" w:cs="Arial"/>
-                <w:noProof/>
-                <w:color w:val="FF0000"/>
-                <w:sz w:val="14"/>
-              </w:rPr>
-              <w:t>}</w:t>
+              <w:t>{C13}</w:t>
             </w:r>
           </w:p>
         </w:tc>
@@ -2513,25 +2333,7 @@
                 <w:color w:val="FF0000"/>
                 <w:sz w:val="14"/>
               </w:rPr>
-              <w:t>{C</w:t>
-            </w:r>
-            <w:r>
-              <w:rPr>
-                <w:rFonts w:ascii="Arial" w:hAnsi="Arial" w:cs="Arial"/>
-                <w:noProof/>
-                <w:color w:val="FF0000"/>
-                <w:sz w:val="14"/>
-              </w:rPr>
-              <w:t>14</w:t>
-            </w:r>
-            <w:r>
-              <w:rPr>
-                <w:rFonts w:ascii="Arial" w:hAnsi="Arial" w:cs="Arial"/>
-                <w:noProof/>
-                <w:color w:val="FF0000"/>
-                <w:sz w:val="14"/>
-              </w:rPr>
-              <w:t>}</w:t>
+              <w:t>{C14}</w:t>
             </w:r>
           </w:p>
         </w:tc>
@@ -2560,25 +2362,7 @@
                 <w:color w:val="FF0000"/>
                 <w:sz w:val="14"/>
               </w:rPr>
-              <w:t>{C</w:t>
-            </w:r>
-            <w:r>
-              <w:rPr>
-                <w:rFonts w:ascii="Arial" w:hAnsi="Arial" w:cs="Arial"/>
-                <w:noProof/>
-                <w:color w:val="FF0000"/>
-                <w:sz w:val="14"/>
-              </w:rPr>
-              <w:t>15</w:t>
-            </w:r>
-            <w:r>
-              <w:rPr>
-                <w:rFonts w:ascii="Arial" w:hAnsi="Arial" w:cs="Arial"/>
-                <w:noProof/>
-                <w:color w:val="FF0000"/>
-                <w:sz w:val="14"/>
-              </w:rPr>
-              <w:t>}</w:t>
+              <w:t>{C15}</w:t>
             </w:r>
           </w:p>
         </w:tc>
@@ -2607,25 +2391,7 @@
                 <w:color w:val="FF0000"/>
                 <w:sz w:val="14"/>
               </w:rPr>
-              <w:t>{C</w:t>
-            </w:r>
-            <w:r>
-              <w:rPr>
-                <w:rFonts w:ascii="Arial" w:hAnsi="Arial" w:cs="Arial"/>
-                <w:noProof/>
-                <w:color w:val="FF0000"/>
-                <w:sz w:val="14"/>
-              </w:rPr>
-              <w:t>16</w:t>
-            </w:r>
-            <w:r>
-              <w:rPr>
-                <w:rFonts w:ascii="Arial" w:hAnsi="Arial" w:cs="Arial"/>
-                <w:noProof/>
-                <w:color w:val="FF0000"/>
-                <w:sz w:val="14"/>
-              </w:rPr>
-              <w:t>}</w:t>
+              <w:t>{C16}</w:t>
             </w:r>
           </w:p>
         </w:tc>
@@ -2654,25 +2420,7 @@
                 <w:color w:val="FF0000"/>
                 <w:sz w:val="14"/>
               </w:rPr>
-              <w:t>{C</w:t>
-            </w:r>
-            <w:r>
-              <w:rPr>
-                <w:rFonts w:ascii="Arial" w:hAnsi="Arial" w:cs="Arial"/>
-                <w:noProof/>
-                <w:color w:val="FF0000"/>
-                <w:sz w:val="14"/>
-              </w:rPr>
-              <w:t>17</w:t>
-            </w:r>
-            <w:r>
-              <w:rPr>
-                <w:rFonts w:ascii="Arial" w:hAnsi="Arial" w:cs="Arial"/>
-                <w:noProof/>
-                <w:color w:val="FF0000"/>
-                <w:sz w:val="14"/>
-              </w:rPr>
-              <w:t>}</w:t>
+              <w:t>{C17}</w:t>
             </w:r>
           </w:p>
         </w:tc>
@@ -2701,25 +2449,7 @@
                 <w:color w:val="FF0000"/>
                 <w:sz w:val="14"/>
               </w:rPr>
-              <w:t>{C</w:t>
-            </w:r>
-            <w:r>
-              <w:rPr>
-                <w:rFonts w:ascii="Arial" w:hAnsi="Arial" w:cs="Arial"/>
-                <w:noProof/>
-                <w:color w:val="FF0000"/>
-                <w:sz w:val="14"/>
-              </w:rPr>
-              <w:t>18</w:t>
-            </w:r>
-            <w:r>
-              <w:rPr>
-                <w:rFonts w:ascii="Arial" w:hAnsi="Arial" w:cs="Arial"/>
-                <w:noProof/>
-                <w:color w:val="FF0000"/>
-                <w:sz w:val="14"/>
-              </w:rPr>
-              <w:t>}</w:t>
+              <w:t>{C18}</w:t>
             </w:r>
           </w:p>
         </w:tc>
@@ -2748,25 +2478,7 @@
                 <w:color w:val="FF0000"/>
                 <w:sz w:val="14"/>
               </w:rPr>
-              <w:t>{C</w:t>
-            </w:r>
-            <w:r>
-              <w:rPr>
-                <w:rFonts w:ascii="Arial" w:hAnsi="Arial" w:cs="Arial"/>
-                <w:noProof/>
-                <w:color w:val="FF0000"/>
-                <w:sz w:val="14"/>
-              </w:rPr>
-              <w:t>19</w:t>
-            </w:r>
-            <w:r>
-              <w:rPr>
-                <w:rFonts w:ascii="Arial" w:hAnsi="Arial" w:cs="Arial"/>
-                <w:noProof/>
-                <w:color w:val="FF0000"/>
-                <w:sz w:val="14"/>
-              </w:rPr>
-              <w:t>}</w:t>
+              <w:t>{C19}</w:t>
             </w:r>
           </w:p>
         </w:tc>
@@ -2795,25 +2507,7 @@
                 <w:color w:val="FF0000"/>
                 <w:sz w:val="14"/>
               </w:rPr>
-              <w:t>{C</w:t>
-            </w:r>
-            <w:r>
-              <w:rPr>
-                <w:rFonts w:ascii="Arial" w:hAnsi="Arial" w:cs="Arial"/>
-                <w:noProof/>
-                <w:color w:val="FF0000"/>
-                <w:sz w:val="14"/>
-              </w:rPr>
-              <w:t>20</w:t>
-            </w:r>
-            <w:r>
-              <w:rPr>
-                <w:rFonts w:ascii="Arial" w:hAnsi="Arial" w:cs="Arial"/>
-                <w:noProof/>
-                <w:color w:val="FF0000"/>
-                <w:sz w:val="14"/>
-              </w:rPr>
-              <w:t>}</w:t>
+              <w:t>{C20}</w:t>
             </w:r>
           </w:p>
         </w:tc>
@@ -2842,25 +2536,7 @@
                 <w:color w:val="FF0000"/>
                 <w:sz w:val="14"/>
               </w:rPr>
-              <w:t>{C</w:t>
-            </w:r>
-            <w:r>
-              <w:rPr>
-                <w:rFonts w:ascii="Arial" w:hAnsi="Arial" w:cs="Arial"/>
-                <w:noProof/>
-                <w:color w:val="FF0000"/>
-                <w:sz w:val="14"/>
-              </w:rPr>
-              <w:t>21</w:t>
-            </w:r>
-            <w:r>
-              <w:rPr>
-                <w:rFonts w:ascii="Arial" w:hAnsi="Arial" w:cs="Arial"/>
-                <w:noProof/>
-                <w:color w:val="FF0000"/>
-                <w:sz w:val="14"/>
-              </w:rPr>
-              <w:t>}</w:t>
+              <w:t>{C21}</w:t>
             </w:r>
             <w:r>
               <w:rPr>
@@ -3440,6 +3116,7 @@
             <w:pPr>
               <w:pStyle w:val="TableParagraph"/>
               <w:spacing w:before="120"/>
+              <w:jc w:val="center"/>
               <w:rPr>
                 <w:rFonts w:ascii="Arial" w:hAnsi="Arial" w:cs="Arial"/>
                 <w:noProof/>
@@ -3494,40 +3171,23 @@
             <w:pPr>
               <w:pStyle w:val="TableParagraph"/>
               <w:spacing w:before="120"/>
-              <w:rPr>
-                <w:rFonts w:ascii="Arial" w:hAnsi="Arial" w:cs="Arial"/>
-                <w:noProof/>
-                <w:color w:val="FF0000"/>
-                <w:sz w:val="20"/>
-                <w:lang w:val="vi-VN"/>
-              </w:rPr>
-            </w:pPr>
-            <w:r>
-              <w:rPr>
-                <w:rFonts w:ascii="Arial" w:hAnsi="Arial" w:cs="Arial"/>
-                <w:noProof/>
-                <w:color w:val="FF0000"/>
-                <w:sz w:val="20"/>
-              </w:rPr>
-              <w:t>{x_</w:t>
-            </w:r>
-            <w:r>
-              <w:rPr>
-                <w:rFonts w:ascii="Arial" w:hAnsi="Arial" w:cs="Arial"/>
-                <w:noProof/>
-                <w:color w:val="FF0000"/>
-                <w:sz w:val="20"/>
-              </w:rPr>
-              <w:t>CSDH</w:t>
-            </w:r>
-            <w:r>
-              <w:rPr>
-                <w:rFonts w:ascii="Arial" w:hAnsi="Arial" w:cs="Arial"/>
-                <w:noProof/>
-                <w:color w:val="FF0000"/>
-                <w:sz w:val="20"/>
-              </w:rPr>
-              <w:t>_0}</w:t>
+              <w:jc w:val="center"/>
+              <w:rPr>
+                <w:rFonts w:ascii="Arial" w:hAnsi="Arial" w:cs="Arial"/>
+                <w:noProof/>
+                <w:color w:val="FF0000"/>
+                <w:sz w:val="20"/>
+                <w:lang w:val="vi-VN"/>
+              </w:rPr>
+            </w:pPr>
+            <w:r>
+              <w:rPr>
+                <w:rFonts w:ascii="Arial" w:hAnsi="Arial" w:cs="Arial"/>
+                <w:noProof/>
+                <w:color w:val="FF0000"/>
+                <w:sz w:val="20"/>
+              </w:rPr>
+              <w:t>{x_CSDH_0}</w:t>
             </w:r>
           </w:p>
         </w:tc>
@@ -3540,40 +3200,23 @@
             <w:pPr>
               <w:pStyle w:val="TableParagraph"/>
               <w:spacing w:before="120"/>
-              <w:rPr>
-                <w:rFonts w:ascii="Arial" w:hAnsi="Arial" w:cs="Arial"/>
-                <w:noProof/>
-                <w:color w:val="FF0000"/>
-                <w:sz w:val="20"/>
-                <w:lang w:val="vi-VN"/>
-              </w:rPr>
-            </w:pPr>
-            <w:r>
-              <w:rPr>
-                <w:rFonts w:ascii="Arial" w:hAnsi="Arial" w:cs="Arial"/>
-                <w:noProof/>
-                <w:color w:val="FF0000"/>
-                <w:sz w:val="20"/>
-              </w:rPr>
-              <w:t>{x_CS</w:t>
-            </w:r>
-            <w:r>
-              <w:rPr>
-                <w:rFonts w:ascii="Arial" w:hAnsi="Arial" w:cs="Arial"/>
-                <w:noProof/>
-                <w:color w:val="FF0000"/>
-                <w:sz w:val="20"/>
-              </w:rPr>
-              <w:t>MM</w:t>
-            </w:r>
-            <w:r>
-              <w:rPr>
-                <w:rFonts w:ascii="Arial" w:hAnsi="Arial" w:cs="Arial"/>
-                <w:noProof/>
-                <w:color w:val="FF0000"/>
-                <w:sz w:val="20"/>
-              </w:rPr>
-              <w:t>_0}</w:t>
+              <w:jc w:val="center"/>
+              <w:rPr>
+                <w:rFonts w:ascii="Arial" w:hAnsi="Arial" w:cs="Arial"/>
+                <w:noProof/>
+                <w:color w:val="FF0000"/>
+                <w:sz w:val="20"/>
+                <w:lang w:val="vi-VN"/>
+              </w:rPr>
+            </w:pPr>
+            <w:r>
+              <w:rPr>
+                <w:rFonts w:ascii="Arial" w:hAnsi="Arial" w:cs="Arial"/>
+                <w:noProof/>
+                <w:color w:val="FF0000"/>
+                <w:sz w:val="20"/>
+              </w:rPr>
+              <w:t>{x_CSMM_0}</w:t>
             </w:r>
           </w:p>
         </w:tc>
@@ -3615,40 +3258,23 @@
             <w:pPr>
               <w:pStyle w:val="TableParagraph"/>
               <w:spacing w:before="120"/>
-              <w:rPr>
-                <w:rFonts w:ascii="Arial" w:hAnsi="Arial" w:cs="Arial"/>
-                <w:noProof/>
-                <w:color w:val="FF0000"/>
-                <w:sz w:val="20"/>
-                <w:lang w:val="vi-VN"/>
-              </w:rPr>
-            </w:pPr>
-            <w:r>
-              <w:rPr>
-                <w:rFonts w:ascii="Arial" w:hAnsi="Arial" w:cs="Arial"/>
-                <w:noProof/>
-                <w:color w:val="FF0000"/>
-                <w:sz w:val="20"/>
-              </w:rPr>
-              <w:t>{x_NNKK_</w:t>
-            </w:r>
-            <w:r>
-              <w:rPr>
-                <w:rFonts w:ascii="Arial" w:hAnsi="Arial" w:cs="Arial"/>
-                <w:noProof/>
-                <w:color w:val="FF0000"/>
-                <w:sz w:val="20"/>
-              </w:rPr>
-              <w:t>1</w:t>
-            </w:r>
-            <w:r>
-              <w:rPr>
-                <w:rFonts w:ascii="Arial" w:hAnsi="Arial" w:cs="Arial"/>
-                <w:noProof/>
-                <w:color w:val="FF0000"/>
-                <w:sz w:val="20"/>
-              </w:rPr>
-              <w:t>}</w:t>
+              <w:jc w:val="center"/>
+              <w:rPr>
+                <w:rFonts w:ascii="Arial" w:hAnsi="Arial" w:cs="Arial"/>
+                <w:noProof/>
+                <w:color w:val="FF0000"/>
+                <w:sz w:val="20"/>
+                <w:lang w:val="vi-VN"/>
+              </w:rPr>
+            </w:pPr>
+            <w:r>
+              <w:rPr>
+                <w:rFonts w:ascii="Arial" w:hAnsi="Arial" w:cs="Arial"/>
+                <w:noProof/>
+                <w:color w:val="FF0000"/>
+                <w:sz w:val="20"/>
+              </w:rPr>
+              <w:t>{x_NNKK_1}</w:t>
             </w:r>
           </w:p>
         </w:tc>
@@ -3688,6 +3314,7 @@
             <w:pPr>
               <w:pStyle w:val="TableParagraph"/>
               <w:spacing w:before="120"/>
+              <w:jc w:val="center"/>
               <w:rPr>
                 <w:rFonts w:ascii="Arial" w:hAnsi="Arial" w:cs="Arial"/>
                 <w:noProof/>
@@ -3716,6 +3343,7 @@
             <w:pPr>
               <w:pStyle w:val="TableParagraph"/>
               <w:spacing w:before="120"/>
+              <w:jc w:val="center"/>
               <w:rPr>
                 <w:rFonts w:ascii="Arial" w:hAnsi="Arial" w:cs="Arial"/>
                 <w:noProof/>
@@ -3773,40 +3401,23 @@
             <w:pPr>
               <w:pStyle w:val="TableParagraph"/>
               <w:spacing w:before="120"/>
-              <w:rPr>
-                <w:rFonts w:ascii="Arial" w:hAnsi="Arial" w:cs="Arial"/>
-                <w:noProof/>
-                <w:color w:val="FF0000"/>
-                <w:sz w:val="20"/>
-                <w:lang w:val="vi-VN"/>
-              </w:rPr>
-            </w:pPr>
-            <w:r>
-              <w:rPr>
-                <w:rFonts w:ascii="Arial" w:hAnsi="Arial" w:cs="Arial"/>
-                <w:noProof/>
-                <w:color w:val="FF0000"/>
-                <w:sz w:val="20"/>
-              </w:rPr>
-              <w:t>{x_NNKK_</w:t>
-            </w:r>
-            <w:r>
-              <w:rPr>
-                <w:rFonts w:ascii="Arial" w:hAnsi="Arial" w:cs="Arial"/>
-                <w:noProof/>
-                <w:color w:val="FF0000"/>
-                <w:sz w:val="20"/>
-              </w:rPr>
-              <w:t>2</w:t>
-            </w:r>
-            <w:r>
-              <w:rPr>
-                <w:rFonts w:ascii="Arial" w:hAnsi="Arial" w:cs="Arial"/>
-                <w:noProof/>
-                <w:color w:val="FF0000"/>
-                <w:sz w:val="20"/>
-              </w:rPr>
-              <w:t>}</w:t>
+              <w:jc w:val="center"/>
+              <w:rPr>
+                <w:rFonts w:ascii="Arial" w:hAnsi="Arial" w:cs="Arial"/>
+                <w:noProof/>
+                <w:color w:val="FF0000"/>
+                <w:sz w:val="20"/>
+                <w:lang w:val="vi-VN"/>
+              </w:rPr>
+            </w:pPr>
+            <w:r>
+              <w:rPr>
+                <w:rFonts w:ascii="Arial" w:hAnsi="Arial" w:cs="Arial"/>
+                <w:noProof/>
+                <w:color w:val="FF0000"/>
+                <w:sz w:val="20"/>
+              </w:rPr>
+              <w:t>{x_NNKK_2}</w:t>
             </w:r>
           </w:p>
         </w:tc>
@@ -3846,6 +3457,7 @@
             <w:pPr>
               <w:pStyle w:val="TableParagraph"/>
               <w:spacing w:before="120"/>
+              <w:jc w:val="center"/>
               <w:rPr>
                 <w:rFonts w:ascii="Arial" w:hAnsi="Arial" w:cs="Arial"/>
                 <w:noProof/>
@@ -3874,6 +3486,7 @@
             <w:pPr>
               <w:pStyle w:val="TableParagraph"/>
               <w:spacing w:before="120"/>
+              <w:jc w:val="center"/>
               <w:rPr>
                 <w:rFonts w:ascii="Arial" w:hAnsi="Arial" w:cs="Arial"/>
                 <w:noProof/>
@@ -3931,40 +3544,23 @@
             <w:pPr>
               <w:pStyle w:val="TableParagraph"/>
               <w:spacing w:before="120"/>
-              <w:rPr>
-                <w:rFonts w:ascii="Arial" w:hAnsi="Arial" w:cs="Arial"/>
-                <w:noProof/>
-                <w:color w:val="FF0000"/>
-                <w:sz w:val="20"/>
-                <w:lang w:val="vi-VN"/>
-              </w:rPr>
-            </w:pPr>
-            <w:r>
-              <w:rPr>
-                <w:rFonts w:ascii="Arial" w:hAnsi="Arial" w:cs="Arial"/>
-                <w:noProof/>
-                <w:color w:val="FF0000"/>
-                <w:sz w:val="20"/>
-              </w:rPr>
-              <w:t>{x_NNKK_</w:t>
-            </w:r>
-            <w:r>
-              <w:rPr>
-                <w:rFonts w:ascii="Arial" w:hAnsi="Arial" w:cs="Arial"/>
-                <w:noProof/>
-                <w:color w:val="FF0000"/>
-                <w:sz w:val="20"/>
-              </w:rPr>
-              <w:t>3</w:t>
-            </w:r>
-            <w:r>
-              <w:rPr>
-                <w:rFonts w:ascii="Arial" w:hAnsi="Arial" w:cs="Arial"/>
-                <w:noProof/>
-                <w:color w:val="FF0000"/>
-                <w:sz w:val="20"/>
-              </w:rPr>
-              <w:t>}</w:t>
+              <w:jc w:val="center"/>
+              <w:rPr>
+                <w:rFonts w:ascii="Arial" w:hAnsi="Arial" w:cs="Arial"/>
+                <w:noProof/>
+                <w:color w:val="FF0000"/>
+                <w:sz w:val="20"/>
+                <w:lang w:val="vi-VN"/>
+              </w:rPr>
+            </w:pPr>
+            <w:r>
+              <w:rPr>
+                <w:rFonts w:ascii="Arial" w:hAnsi="Arial" w:cs="Arial"/>
+                <w:noProof/>
+                <w:color w:val="FF0000"/>
+                <w:sz w:val="20"/>
+              </w:rPr>
+              <w:t>{x_NNKK_3}</w:t>
             </w:r>
           </w:p>
         </w:tc>
@@ -4004,6 +3600,7 @@
             <w:pPr>
               <w:pStyle w:val="TableParagraph"/>
               <w:spacing w:before="120"/>
+              <w:jc w:val="center"/>
               <w:rPr>
                 <w:rFonts w:ascii="Arial" w:hAnsi="Arial" w:cs="Arial"/>
                 <w:noProof/>
@@ -4032,6 +3629,7 @@
             <w:pPr>
               <w:pStyle w:val="TableParagraph"/>
               <w:spacing w:before="120"/>
+              <w:jc w:val="center"/>
               <w:rPr>
                 <w:rFonts w:ascii="Arial" w:hAnsi="Arial" w:cs="Arial"/>
                 <w:noProof/>
@@ -4089,40 +3687,23 @@
             <w:pPr>
               <w:pStyle w:val="TableParagraph"/>
               <w:spacing w:before="120"/>
-              <w:rPr>
-                <w:rFonts w:ascii="Arial" w:hAnsi="Arial" w:cs="Arial"/>
-                <w:noProof/>
-                <w:color w:val="FF0000"/>
-                <w:sz w:val="20"/>
-                <w:lang w:val="vi-VN"/>
-              </w:rPr>
-            </w:pPr>
-            <w:r>
-              <w:rPr>
-                <w:rFonts w:ascii="Arial" w:hAnsi="Arial" w:cs="Arial"/>
-                <w:noProof/>
-                <w:color w:val="FF0000"/>
-                <w:sz w:val="20"/>
-              </w:rPr>
-              <w:t>{x_NNKK_</w:t>
-            </w:r>
-            <w:r>
-              <w:rPr>
-                <w:rFonts w:ascii="Arial" w:hAnsi="Arial" w:cs="Arial"/>
-                <w:noProof/>
-                <w:color w:val="FF0000"/>
-                <w:sz w:val="20"/>
-              </w:rPr>
-              <w:t>4</w:t>
-            </w:r>
-            <w:r>
-              <w:rPr>
-                <w:rFonts w:ascii="Arial" w:hAnsi="Arial" w:cs="Arial"/>
-                <w:noProof/>
-                <w:color w:val="FF0000"/>
-                <w:sz w:val="20"/>
-              </w:rPr>
-              <w:t>}</w:t>
+              <w:jc w:val="center"/>
+              <w:rPr>
+                <w:rFonts w:ascii="Arial" w:hAnsi="Arial" w:cs="Arial"/>
+                <w:noProof/>
+                <w:color w:val="FF0000"/>
+                <w:sz w:val="20"/>
+                <w:lang w:val="vi-VN"/>
+              </w:rPr>
+            </w:pPr>
+            <w:r>
+              <w:rPr>
+                <w:rFonts w:ascii="Arial" w:hAnsi="Arial" w:cs="Arial"/>
+                <w:noProof/>
+                <w:color w:val="FF0000"/>
+                <w:sz w:val="20"/>
+              </w:rPr>
+              <w:t>{x_NNKK_4}</w:t>
             </w:r>
           </w:p>
         </w:tc>
@@ -4162,6 +3743,7 @@
             <w:pPr>
               <w:pStyle w:val="TableParagraph"/>
               <w:spacing w:before="120"/>
+              <w:jc w:val="center"/>
               <w:rPr>
                 <w:rFonts w:ascii="Arial" w:hAnsi="Arial" w:cs="Arial"/>
                 <w:noProof/>
@@ -4190,6 +3772,7 @@
             <w:pPr>
               <w:pStyle w:val="TableParagraph"/>
               <w:spacing w:before="120"/>
+              <w:jc w:val="center"/>
               <w:rPr>
                 <w:rFonts w:ascii="Arial" w:hAnsi="Arial" w:cs="Arial"/>
                 <w:noProof/>
@@ -4247,40 +3830,23 @@
             <w:pPr>
               <w:pStyle w:val="TableParagraph"/>
               <w:spacing w:before="120"/>
-              <w:rPr>
-                <w:rFonts w:ascii="Arial" w:hAnsi="Arial" w:cs="Arial"/>
-                <w:noProof/>
-                <w:color w:val="FF0000"/>
-                <w:sz w:val="20"/>
-                <w:lang w:val="vi-VN"/>
-              </w:rPr>
-            </w:pPr>
-            <w:r>
-              <w:rPr>
-                <w:rFonts w:ascii="Arial" w:hAnsi="Arial" w:cs="Arial"/>
-                <w:noProof/>
-                <w:color w:val="FF0000"/>
-                <w:sz w:val="20"/>
-              </w:rPr>
-              <w:t>{x_NNKK_</w:t>
-            </w:r>
-            <w:r>
-              <w:rPr>
-                <w:rFonts w:ascii="Arial" w:hAnsi="Arial" w:cs="Arial"/>
-                <w:noProof/>
-                <w:color w:val="FF0000"/>
-                <w:sz w:val="20"/>
-              </w:rPr>
-              <w:t>5</w:t>
-            </w:r>
-            <w:r>
-              <w:rPr>
-                <w:rFonts w:ascii="Arial" w:hAnsi="Arial" w:cs="Arial"/>
-                <w:noProof/>
-                <w:color w:val="FF0000"/>
-                <w:sz w:val="20"/>
-              </w:rPr>
-              <w:t>}</w:t>
+              <w:jc w:val="center"/>
+              <w:rPr>
+                <w:rFonts w:ascii="Arial" w:hAnsi="Arial" w:cs="Arial"/>
+                <w:noProof/>
+                <w:color w:val="FF0000"/>
+                <w:sz w:val="20"/>
+                <w:lang w:val="vi-VN"/>
+              </w:rPr>
+            </w:pPr>
+            <w:r>
+              <w:rPr>
+                <w:rFonts w:ascii="Arial" w:hAnsi="Arial" w:cs="Arial"/>
+                <w:noProof/>
+                <w:color w:val="FF0000"/>
+                <w:sz w:val="20"/>
+              </w:rPr>
+              <w:t>{x_NNKK_5}</w:t>
             </w:r>
           </w:p>
         </w:tc>
@@ -4320,6 +3886,7 @@
             <w:pPr>
               <w:pStyle w:val="TableParagraph"/>
               <w:spacing w:before="120"/>
+              <w:jc w:val="center"/>
               <w:rPr>
                 <w:rFonts w:ascii="Arial" w:hAnsi="Arial" w:cs="Arial"/>
                 <w:noProof/>
@@ -4348,6 +3915,7 @@
             <w:pPr>
               <w:pStyle w:val="TableParagraph"/>
               <w:spacing w:before="120"/>
+              <w:jc w:val="center"/>
               <w:rPr>
                 <w:rFonts w:ascii="Arial" w:hAnsi="Arial" w:cs="Arial"/>
                 <w:noProof/>
@@ -4405,40 +3973,23 @@
             <w:pPr>
               <w:pStyle w:val="TableParagraph"/>
               <w:spacing w:before="120"/>
-              <w:rPr>
-                <w:rFonts w:ascii="Arial" w:hAnsi="Arial" w:cs="Arial"/>
-                <w:noProof/>
-                <w:color w:val="FF0000"/>
-                <w:sz w:val="20"/>
-                <w:lang w:val="vi-VN"/>
-              </w:rPr>
-            </w:pPr>
-            <w:r>
-              <w:rPr>
-                <w:rFonts w:ascii="Arial" w:hAnsi="Arial" w:cs="Arial"/>
-                <w:noProof/>
-                <w:color w:val="FF0000"/>
-                <w:sz w:val="20"/>
-              </w:rPr>
-              <w:t>{x_NNKK_</w:t>
-            </w:r>
-            <w:r>
-              <w:rPr>
-                <w:rFonts w:ascii="Arial" w:hAnsi="Arial" w:cs="Arial"/>
-                <w:noProof/>
-                <w:color w:val="FF0000"/>
-                <w:sz w:val="20"/>
-              </w:rPr>
-              <w:t>6</w:t>
-            </w:r>
-            <w:r>
-              <w:rPr>
-                <w:rFonts w:ascii="Arial" w:hAnsi="Arial" w:cs="Arial"/>
-                <w:noProof/>
-                <w:color w:val="FF0000"/>
-                <w:sz w:val="20"/>
-              </w:rPr>
-              <w:t>}</w:t>
+              <w:jc w:val="center"/>
+              <w:rPr>
+                <w:rFonts w:ascii="Arial" w:hAnsi="Arial" w:cs="Arial"/>
+                <w:noProof/>
+                <w:color w:val="FF0000"/>
+                <w:sz w:val="20"/>
+                <w:lang w:val="vi-VN"/>
+              </w:rPr>
+            </w:pPr>
+            <w:r>
+              <w:rPr>
+                <w:rFonts w:ascii="Arial" w:hAnsi="Arial" w:cs="Arial"/>
+                <w:noProof/>
+                <w:color w:val="FF0000"/>
+                <w:sz w:val="20"/>
+              </w:rPr>
+              <w:t>{x_NNKK_6}</w:t>
             </w:r>
           </w:p>
         </w:tc>
@@ -4478,6 +4029,7 @@
             <w:pPr>
               <w:pStyle w:val="TableParagraph"/>
               <w:spacing w:before="120"/>
+              <w:jc w:val="center"/>
               <w:rPr>
                 <w:rFonts w:ascii="Arial" w:hAnsi="Arial" w:cs="Arial"/>
                 <w:noProof/>
@@ -4506,6 +4058,7 @@
             <w:pPr>
               <w:pStyle w:val="TableParagraph"/>
               <w:spacing w:before="120"/>
+              <w:jc w:val="center"/>
               <w:rPr>
                 <w:rFonts w:ascii="Arial" w:hAnsi="Arial" w:cs="Arial"/>
                 <w:noProof/>
@@ -4591,40 +4144,23 @@
             <w:pPr>
               <w:pStyle w:val="TableParagraph"/>
               <w:spacing w:before="120"/>
-              <w:rPr>
-                <w:rFonts w:ascii="Arial" w:hAnsi="Arial" w:cs="Arial"/>
-                <w:noProof/>
-                <w:color w:val="FF0000"/>
-                <w:sz w:val="20"/>
-                <w:lang w:val="vi-VN"/>
-              </w:rPr>
-            </w:pPr>
-            <w:r>
-              <w:rPr>
-                <w:rFonts w:ascii="Arial" w:hAnsi="Arial" w:cs="Arial"/>
-                <w:noProof/>
-                <w:color w:val="FF0000"/>
-                <w:sz w:val="20"/>
-              </w:rPr>
-              <w:t>{x_NNKK_</w:t>
-            </w:r>
-            <w:r>
-              <w:rPr>
-                <w:rFonts w:ascii="Arial" w:hAnsi="Arial" w:cs="Arial"/>
-                <w:noProof/>
-                <w:color w:val="FF0000"/>
-                <w:sz w:val="20"/>
-              </w:rPr>
-              <w:t>7</w:t>
-            </w:r>
-            <w:r>
-              <w:rPr>
-                <w:rFonts w:ascii="Arial" w:hAnsi="Arial" w:cs="Arial"/>
-                <w:noProof/>
-                <w:color w:val="FF0000"/>
-                <w:sz w:val="20"/>
-              </w:rPr>
-              <w:t>}</w:t>
+              <w:jc w:val="center"/>
+              <w:rPr>
+                <w:rFonts w:ascii="Arial" w:hAnsi="Arial" w:cs="Arial"/>
+                <w:noProof/>
+                <w:color w:val="FF0000"/>
+                <w:sz w:val="20"/>
+                <w:lang w:val="vi-VN"/>
+              </w:rPr>
+            </w:pPr>
+            <w:r>
+              <w:rPr>
+                <w:rFonts w:ascii="Arial" w:hAnsi="Arial" w:cs="Arial"/>
+                <w:noProof/>
+                <w:color w:val="FF0000"/>
+                <w:sz w:val="20"/>
+              </w:rPr>
+              <w:t>{x_NNKK_7}</w:t>
             </w:r>
           </w:p>
         </w:tc>
@@ -4664,6 +4200,7 @@
             <w:pPr>
               <w:pStyle w:val="TableParagraph"/>
               <w:spacing w:before="120"/>
+              <w:jc w:val="center"/>
               <w:rPr>
                 <w:rFonts w:ascii="Arial" w:hAnsi="Arial" w:cs="Arial"/>
                 <w:noProof/>
@@ -4692,6 +4229,7 @@
             <w:pPr>
               <w:pStyle w:val="TableParagraph"/>
               <w:spacing w:before="120"/>
+              <w:jc w:val="center"/>
               <w:rPr>
                 <w:rFonts w:ascii="Arial" w:hAnsi="Arial" w:cs="Arial"/>
                 <w:noProof/>
@@ -4740,6 +4278,7 @@
             <w:pPr>
               <w:pStyle w:val="TableParagraph"/>
               <w:spacing w:before="120"/>
+              <w:jc w:val="center"/>
               <w:rPr>
                 <w:rFonts w:ascii="Arial" w:hAnsi="Arial" w:cs="Arial"/>
                 <w:noProof/>
@@ -4785,40 +4324,23 @@
             <w:pPr>
               <w:pStyle w:val="TableParagraph"/>
               <w:spacing w:before="120"/>
-              <w:rPr>
-                <w:rFonts w:ascii="Arial" w:hAnsi="Arial" w:cs="Arial"/>
-                <w:noProof/>
-                <w:color w:val="FF0000"/>
-                <w:sz w:val="20"/>
-                <w:lang w:val="vi-VN"/>
-              </w:rPr>
-            </w:pPr>
-            <w:r>
-              <w:rPr>
-                <w:rFonts w:ascii="Arial" w:hAnsi="Arial" w:cs="Arial"/>
-                <w:noProof/>
-                <w:color w:val="FF0000"/>
-                <w:sz w:val="20"/>
-              </w:rPr>
-              <w:t>{x_CSDH_</w:t>
-            </w:r>
-            <w:r>
-              <w:rPr>
-                <w:rFonts w:ascii="Arial" w:hAnsi="Arial" w:cs="Arial"/>
-                <w:noProof/>
-                <w:color w:val="FF0000"/>
-                <w:sz w:val="20"/>
-              </w:rPr>
-              <w:t>8</w:t>
-            </w:r>
-            <w:r>
-              <w:rPr>
-                <w:rFonts w:ascii="Arial" w:hAnsi="Arial" w:cs="Arial"/>
-                <w:noProof/>
-                <w:color w:val="FF0000"/>
-                <w:sz w:val="20"/>
-              </w:rPr>
-              <w:t>}</w:t>
+              <w:jc w:val="center"/>
+              <w:rPr>
+                <w:rFonts w:ascii="Arial" w:hAnsi="Arial" w:cs="Arial"/>
+                <w:noProof/>
+                <w:color w:val="FF0000"/>
+                <w:sz w:val="20"/>
+                <w:lang w:val="vi-VN"/>
+              </w:rPr>
+            </w:pPr>
+            <w:r>
+              <w:rPr>
+                <w:rFonts w:ascii="Arial" w:hAnsi="Arial" w:cs="Arial"/>
+                <w:noProof/>
+                <w:color w:val="FF0000"/>
+                <w:sz w:val="20"/>
+              </w:rPr>
+              <w:t>{x_CSDH_8}</w:t>
             </w:r>
           </w:p>
         </w:tc>
@@ -4831,6 +4353,7 @@
             <w:pPr>
               <w:pStyle w:val="TableParagraph"/>
               <w:spacing w:before="120"/>
+              <w:jc w:val="center"/>
               <w:rPr>
                 <w:rFonts w:ascii="Arial" w:hAnsi="Arial" w:cs="Arial"/>
                 <w:noProof/>
@@ -4879,6 +4402,7 @@
             <w:pPr>
               <w:pStyle w:val="TableParagraph"/>
               <w:spacing w:before="120"/>
+              <w:jc w:val="center"/>
               <w:rPr>
                 <w:rFonts w:ascii="Arial" w:hAnsi="Arial" w:cs="Arial"/>
                 <w:noProof/>
@@ -4924,40 +4448,23 @@
             <w:pPr>
               <w:pStyle w:val="TableParagraph"/>
               <w:spacing w:before="120"/>
-              <w:rPr>
-                <w:rFonts w:ascii="Arial" w:hAnsi="Arial" w:cs="Arial"/>
-                <w:noProof/>
-                <w:color w:val="FF0000"/>
-                <w:sz w:val="20"/>
-                <w:lang w:val="vi-VN"/>
-              </w:rPr>
-            </w:pPr>
-            <w:r>
-              <w:rPr>
-                <w:rFonts w:ascii="Arial" w:hAnsi="Arial" w:cs="Arial"/>
-                <w:noProof/>
-                <w:color w:val="FF0000"/>
-                <w:sz w:val="20"/>
-              </w:rPr>
-              <w:t>{x_CSDH_</w:t>
-            </w:r>
-            <w:r>
-              <w:rPr>
-                <w:rFonts w:ascii="Arial" w:hAnsi="Arial" w:cs="Arial"/>
-                <w:noProof/>
-                <w:color w:val="FF0000"/>
-                <w:sz w:val="20"/>
-              </w:rPr>
-              <w:t>9</w:t>
-            </w:r>
-            <w:r>
-              <w:rPr>
-                <w:rFonts w:ascii="Arial" w:hAnsi="Arial" w:cs="Arial"/>
-                <w:noProof/>
-                <w:color w:val="FF0000"/>
-                <w:sz w:val="20"/>
-              </w:rPr>
-              <w:t>}</w:t>
+              <w:jc w:val="center"/>
+              <w:rPr>
+                <w:rFonts w:ascii="Arial" w:hAnsi="Arial" w:cs="Arial"/>
+                <w:noProof/>
+                <w:color w:val="FF0000"/>
+                <w:sz w:val="20"/>
+                <w:lang w:val="vi-VN"/>
+              </w:rPr>
+            </w:pPr>
+            <w:r>
+              <w:rPr>
+                <w:rFonts w:ascii="Arial" w:hAnsi="Arial" w:cs="Arial"/>
+                <w:noProof/>
+                <w:color w:val="FF0000"/>
+                <w:sz w:val="20"/>
+              </w:rPr>
+              <w:t>{x_CSDH_9}</w:t>
             </w:r>
           </w:p>
         </w:tc>
@@ -4970,6 +4477,7 @@
             <w:pPr>
               <w:pStyle w:val="TableParagraph"/>
               <w:spacing w:before="120"/>
+              <w:jc w:val="center"/>
               <w:rPr>
                 <w:rFonts w:ascii="Arial" w:hAnsi="Arial" w:cs="Arial"/>
                 <w:noProof/>
@@ -5018,6 +4526,7 @@
             <w:pPr>
               <w:pStyle w:val="TableParagraph"/>
               <w:spacing w:before="120"/>
+              <w:jc w:val="center"/>
               <w:rPr>
                 <w:rFonts w:ascii="Arial" w:hAnsi="Arial" w:cs="Arial"/>
                 <w:noProof/>
@@ -5063,40 +4572,23 @@
             <w:pPr>
               <w:pStyle w:val="TableParagraph"/>
               <w:spacing w:before="120"/>
-              <w:rPr>
-                <w:rFonts w:ascii="Arial" w:hAnsi="Arial" w:cs="Arial"/>
-                <w:noProof/>
-                <w:color w:val="FF0000"/>
-                <w:sz w:val="20"/>
-                <w:lang w:val="vi-VN"/>
-              </w:rPr>
-            </w:pPr>
-            <w:r>
-              <w:rPr>
-                <w:rFonts w:ascii="Arial" w:hAnsi="Arial" w:cs="Arial"/>
-                <w:noProof/>
-                <w:color w:val="FF0000"/>
-                <w:sz w:val="20"/>
-              </w:rPr>
-              <w:t>{x_CSDH_</w:t>
-            </w:r>
-            <w:r>
-              <w:rPr>
-                <w:rFonts w:ascii="Arial" w:hAnsi="Arial" w:cs="Arial"/>
-                <w:noProof/>
-                <w:color w:val="FF0000"/>
-                <w:sz w:val="20"/>
-              </w:rPr>
-              <w:t>10</w:t>
-            </w:r>
-            <w:r>
-              <w:rPr>
-                <w:rFonts w:ascii="Arial" w:hAnsi="Arial" w:cs="Arial"/>
-                <w:noProof/>
-                <w:color w:val="FF0000"/>
-                <w:sz w:val="20"/>
-              </w:rPr>
-              <w:t>}</w:t>
+              <w:jc w:val="center"/>
+              <w:rPr>
+                <w:rFonts w:ascii="Arial" w:hAnsi="Arial" w:cs="Arial"/>
+                <w:noProof/>
+                <w:color w:val="FF0000"/>
+                <w:sz w:val="20"/>
+                <w:lang w:val="vi-VN"/>
+              </w:rPr>
+            </w:pPr>
+            <w:r>
+              <w:rPr>
+                <w:rFonts w:ascii="Arial" w:hAnsi="Arial" w:cs="Arial"/>
+                <w:noProof/>
+                <w:color w:val="FF0000"/>
+                <w:sz w:val="20"/>
+              </w:rPr>
+              <w:t>{x_CSDH_10}</w:t>
             </w:r>
           </w:p>
         </w:tc>
@@ -5109,6 +4601,7 @@
             <w:pPr>
               <w:pStyle w:val="TableParagraph"/>
               <w:spacing w:before="120"/>
+              <w:jc w:val="center"/>
               <w:rPr>
                 <w:rFonts w:ascii="Arial" w:hAnsi="Arial" w:cs="Arial"/>
                 <w:noProof/>
@@ -5157,6 +4650,7 @@
             <w:pPr>
               <w:pStyle w:val="TableParagraph"/>
               <w:spacing w:before="120"/>
+              <w:jc w:val="center"/>
               <w:rPr>
                 <w:rFonts w:ascii="Arial" w:hAnsi="Arial" w:cs="Arial"/>
                 <w:noProof/>
@@ -5202,31 +4696,23 @@
             <w:pPr>
               <w:pStyle w:val="TableParagraph"/>
               <w:spacing w:before="120"/>
-              <w:rPr>
-                <w:rFonts w:ascii="Arial" w:hAnsi="Arial" w:cs="Arial"/>
-                <w:noProof/>
-                <w:color w:val="FF0000"/>
-                <w:sz w:val="20"/>
-                <w:lang w:val="vi-VN"/>
-              </w:rPr>
-            </w:pPr>
-            <w:r>
-              <w:rPr>
-                <w:rFonts w:ascii="Arial" w:hAnsi="Arial" w:cs="Arial"/>
-                <w:noProof/>
-                <w:color w:val="FF0000"/>
-                <w:sz w:val="20"/>
-              </w:rPr>
-              <w:t>{x_CSDH_</w:t>
-            </w:r>
-            <w:r>
-              <w:rPr>
-                <w:rFonts w:ascii="Arial" w:hAnsi="Arial" w:cs="Arial"/>
-                <w:noProof/>
-                <w:color w:val="FF0000"/>
-                <w:sz w:val="20"/>
-              </w:rPr>
-              <w:t>11}</w:t>
+              <w:jc w:val="center"/>
+              <w:rPr>
+                <w:rFonts w:ascii="Arial" w:hAnsi="Arial" w:cs="Arial"/>
+                <w:noProof/>
+                <w:color w:val="FF0000"/>
+                <w:sz w:val="20"/>
+                <w:lang w:val="vi-VN"/>
+              </w:rPr>
+            </w:pPr>
+            <w:r>
+              <w:rPr>
+                <w:rFonts w:ascii="Arial" w:hAnsi="Arial" w:cs="Arial"/>
+                <w:noProof/>
+                <w:color w:val="FF0000"/>
+                <w:sz w:val="20"/>
+              </w:rPr>
+              <w:t>{x_CSDH_11}</w:t>
             </w:r>
           </w:p>
         </w:tc>
@@ -5239,6 +4725,7 @@
             <w:pPr>
               <w:pStyle w:val="TableParagraph"/>
               <w:spacing w:before="120"/>
+              <w:jc w:val="center"/>
               <w:rPr>
                 <w:rFonts w:ascii="Arial" w:hAnsi="Arial" w:cs="Arial"/>
                 <w:noProof/>
@@ -5287,6 +4774,7 @@
             <w:pPr>
               <w:pStyle w:val="TableParagraph"/>
               <w:spacing w:before="120"/>
+              <w:jc w:val="center"/>
               <w:rPr>
                 <w:rFonts w:ascii="Arial" w:hAnsi="Arial" w:cs="Arial"/>
                 <w:noProof/>
@@ -5332,40 +4820,23 @@
             <w:pPr>
               <w:pStyle w:val="TableParagraph"/>
               <w:spacing w:before="120"/>
-              <w:rPr>
-                <w:rFonts w:ascii="Arial" w:hAnsi="Arial" w:cs="Arial"/>
-                <w:noProof/>
-                <w:color w:val="FF0000"/>
-                <w:sz w:val="20"/>
-                <w:lang w:val="vi-VN"/>
-              </w:rPr>
-            </w:pPr>
-            <w:r>
-              <w:rPr>
-                <w:rFonts w:ascii="Arial" w:hAnsi="Arial" w:cs="Arial"/>
-                <w:noProof/>
-                <w:color w:val="FF0000"/>
-                <w:sz w:val="20"/>
-              </w:rPr>
-              <w:t>{x_CSDH_</w:t>
-            </w:r>
-            <w:r>
-              <w:rPr>
-                <w:rFonts w:ascii="Arial" w:hAnsi="Arial" w:cs="Arial"/>
-                <w:noProof/>
-                <w:color w:val="FF0000"/>
-                <w:sz w:val="20"/>
-              </w:rPr>
-              <w:t>12</w:t>
-            </w:r>
-            <w:r>
-              <w:rPr>
-                <w:rFonts w:ascii="Arial" w:hAnsi="Arial" w:cs="Arial"/>
-                <w:noProof/>
-                <w:color w:val="FF0000"/>
-                <w:sz w:val="20"/>
-              </w:rPr>
-              <w:t>}</w:t>
+              <w:jc w:val="center"/>
+              <w:rPr>
+                <w:rFonts w:ascii="Arial" w:hAnsi="Arial" w:cs="Arial"/>
+                <w:noProof/>
+                <w:color w:val="FF0000"/>
+                <w:sz w:val="20"/>
+                <w:lang w:val="vi-VN"/>
+              </w:rPr>
+            </w:pPr>
+            <w:r>
+              <w:rPr>
+                <w:rFonts w:ascii="Arial" w:hAnsi="Arial" w:cs="Arial"/>
+                <w:noProof/>
+                <w:color w:val="FF0000"/>
+                <w:sz w:val="20"/>
+              </w:rPr>
+              <w:t>{x_CSDH_12}</w:t>
             </w:r>
           </w:p>
         </w:tc>
@@ -5378,6 +4849,7 @@
             <w:pPr>
               <w:pStyle w:val="TableParagraph"/>
               <w:spacing w:before="120"/>
+              <w:jc w:val="center"/>
               <w:rPr>
                 <w:rFonts w:ascii="Arial" w:hAnsi="Arial" w:cs="Arial"/>
                 <w:noProof/>
@@ -9124,6 +8596,7 @@
   <w:style w:type="character" w:default="1" w:styleId="DefaultParagraphFont">
     <w:name w:val="Default Paragraph Font"/>
     <w:uiPriority w:val="1"/>
+    <w:semiHidden/>
     <w:unhideWhenUsed/>
   </w:style>
   <w:style w:type="table" w:default="1" w:styleId="TableNormal">
